--- a/docs/docx_pptx/AeroPulse-NG_Architecture.docx
+++ b/docs/docx_pptx/AeroPulse-NG_Architecture.docx
@@ -713,7 +713,7 @@
         <w:spacing w:after="60"/>
       </w:pPr>
       <w:r>
-        <w:t>The EKF uses metres and metres per second internally; operator displays convert to SI presentation units in one utility module.</w:t>
+        <w:t>The Kalman filter (CV) uses metres and metres per second internally; operator displays convert to SI presentation units in one utility module.</w:t>
       </w:r>
     </w:p>
     <w:p>
